--- a/lettere/Lettera_motivazione_Puliconsult_SA_Maria_Isaura_De_Almeida_Coelho.docx
+++ b/lettere/Lettera_motivazione_Puliconsult_SA_Maria_Isaura_De_Almeida_Coelho.docx
@@ -15,7 +15,7 @@
           <w:sz w:val="22"/>
           <w:szCs w:val="22"/>
         </w:rPr>
-        <w:t xml:space="preserve">Maria Isaura Almeida Coelho</w:t>
+        <w:t xml:space="preserve">Maria Isaura De Almeida Coelho</w:t>
       </w:r>
     </w:p>
     <w:p>
